--- a/templates/decision-avancement.docx
+++ b/templates/decision-avancement.docx
@@ -602,7 +602,7 @@
         <w:tab/>
         <w:tab/>
         <w:tab/>
-        <w:t>DECISION N°{numeroDecision}/UN/R/VR-EPDTIC/SG/DAAC/DEPE/SSPE</w:t>
+        <w:t>DECISION N°___________/UN/R/VR-EPDTIC/SG/DAAC/DEPE/SSPE</w:t>
       </w:r>
     </w:p>
     <w:p>
@@ -622,23 +622,7 @@
           <w:bCs/>
           <w:lang w:val="fr-FR"/>
         </w:rPr>
-        <w:t xml:space="preserve">Portant avancement d’échelon de </w:t>
-      </w:r>
-      <w:r>
-        <w:rPr>
-          <w:rFonts w:ascii="Arial Narrow" w:hAnsi="Arial Narrow"/>
-          <w:bCs/>
-          <w:lang w:val="fr-FR"/>
-        </w:rPr>
-        <w:t>{civilite}</w:t>
-      </w:r>
-      <w:r>
-        <w:rPr>
-          <w:rFonts w:ascii="Arial Narrow" w:hAnsi="Arial Narrow"/>
-          <w:bCs/>
-          <w:lang w:val="fr-FR"/>
-        </w:rPr>
-        <w:t xml:space="preserve"> {nomComplet}, </w:t>
+        <w:t xml:space="preserve">Portant avancement d’échelon de {civilite} {nomComplet}, </w:t>
       </w:r>
     </w:p>
     <w:p>
@@ -2639,7 +2623,7 @@
           <w:szCs w:val="24"/>
           <w:lang w:val="fr-FR"/>
         </w:rPr>
-        <w:t>Ngaoundéré, le</w:t>
+        <w:t>Ngaoundéré, le {dateSignature}</w:t>
       </w:r>
     </w:p>
     <w:p>
@@ -3760,6 +3744,29 @@
     </w:pPr>
     <w:rPr/>
   </w:style>
+  <w:style w:type="paragraph" w:styleId="TableContents">
+    <w:name w:val="Table Contents"/>
+    <w:basedOn w:val="Normal"/>
+    <w:qFormat/>
+    <w:pPr>
+      <w:widowControl w:val="false"/>
+      <w:suppressLineNumbers/>
+    </w:pPr>
+    <w:rPr/>
+  </w:style>
+  <w:style w:type="paragraph" w:styleId="TableHeading">
+    <w:name w:val="Table Heading"/>
+    <w:basedOn w:val="TableContents"/>
+    <w:qFormat/>
+    <w:pPr>
+      <w:suppressLineNumbers/>
+      <w:jc w:val="center"/>
+    </w:pPr>
+    <w:rPr>
+      <w:b/>
+      <w:bCs/>
+    </w:rPr>
+  </w:style>
   <w:style w:type="numbering" w:styleId="NoList" w:default="1">
     <w:name w:val="No List"/>
     <w:uiPriority w:val="99"/>

--- a/templates/decision-avancement.docx
+++ b/templates/decision-avancement.docx
@@ -2623,7 +2623,7 @@
           <w:szCs w:val="24"/>
           <w:lang w:val="fr-FR"/>
         </w:rPr>
-        <w:t>Ngaoundéré, le {dateSignature}</w:t>
+        <w:t xml:space="preserve">Ngaoundéré, le </w:t>
       </w:r>
     </w:p>
     <w:p>
